--- a/Content/Lab-documents/Dynatrace Lab-with-PurePath.docx
+++ b/Content/Lab-documents/Dynatrace Lab-with-PurePath.docx
@@ -20,7 +20,7 @@
     <w:p>
       <w:r>
         <w:pict>
-          <v:rect id="_x0000_i1229" style="width:0;height:1.5pt" o:hralign="center" o:hrstd="t" o:hr="t" fillcolor="#a0a0a0" stroked="f"/>
+          <v:rect id="_x0000_i1025" style="width:0;height:1.5pt" o:hralign="center" o:hrstd="t" o:hr="t" fillcolor="#a0a0a0" stroked="f"/>
         </w:pict>
       </w:r>
     </w:p>
@@ -120,7 +120,7 @@
     <w:p>
       <w:r>
         <w:pict>
-          <v:rect id="_x0000_i1230" style="width:0;height:1.5pt" o:hralign="center" o:hrstd="t" o:hr="t" fillcolor="#a0a0a0" stroked="f"/>
+          <v:rect id="_x0000_i1026" style="width:0;height:1.5pt" o:hralign="center" o:hrstd="t" o:hr="t" fillcolor="#a0a0a0" stroked="f"/>
         </w:pict>
       </w:r>
     </w:p>
@@ -193,7 +193,7 @@
     <w:p>
       <w:r>
         <w:pict>
-          <v:rect id="_x0000_i1231" style="width:0;height:1.5pt" o:hralign="center" o:hrstd="t" o:hr="t" fillcolor="#a0a0a0" stroked="f"/>
+          <v:rect id="_x0000_i1027" style="width:0;height:1.5pt" o:hralign="center" o:hrstd="t" o:hr="t" fillcolor="#a0a0a0" stroked="f"/>
         </w:pict>
       </w:r>
     </w:p>
@@ -374,6 +374,12 @@
       </w:r>
     </w:p>
     <w:p>
+      <w:pPr>
+        <w:rPr>
+          <w:i/>
+          <w:iCs/>
+        </w:rPr>
+      </w:pPr>
       <w:r>
         <w:rPr>
           <w:b/>
@@ -385,18 +391,53 @@
       <w:r>
         <w:t xml:space="preserve"> </w:t>
       </w:r>
+    </w:p>
+    <w:p>
       <w:r>
         <w:rPr>
-          <w:i/>
-          <w:iCs/>
+          <w:noProof/>
         </w:rPr>
-        <w:t>User Sessions Timeline</w:t>
+        <w:drawing>
+          <wp:inline distT="0" distB="0" distL="0" distR="0" wp14:anchorId="0A1B2825" wp14:editId="59FC51C4">
+            <wp:extent cx="5943600" cy="2568575"/>
+            <wp:effectExtent l="0" t="0" r="0" b="3175"/>
+            <wp:docPr id="858356286" name="Picture 1"/>
+            <wp:cNvGraphicFramePr>
+              <a:graphicFrameLocks xmlns:a="http://schemas.openxmlformats.org/drawingml/2006/main" noChangeAspect="1"/>
+            </wp:cNvGraphicFramePr>
+            <a:graphic xmlns:a="http://schemas.openxmlformats.org/drawingml/2006/main">
+              <a:graphicData uri="http://schemas.openxmlformats.org/drawingml/2006/picture">
+                <pic:pic xmlns:pic="http://schemas.openxmlformats.org/drawingml/2006/picture">
+                  <pic:nvPicPr>
+                    <pic:cNvPr id="858356286" name=""/>
+                    <pic:cNvPicPr/>
+                  </pic:nvPicPr>
+                  <pic:blipFill>
+                    <a:blip r:embed="rId5"/>
+                    <a:stretch>
+                      <a:fillRect/>
+                    </a:stretch>
+                  </pic:blipFill>
+                  <pic:spPr>
+                    <a:xfrm>
+                      <a:off x="0" y="0"/>
+                      <a:ext cx="5943600" cy="2568575"/>
+                    </a:xfrm>
+                    <a:prstGeom prst="rect">
+                      <a:avLst/>
+                    </a:prstGeom>
+                  </pic:spPr>
+                </pic:pic>
+              </a:graphicData>
+            </a:graphic>
+          </wp:inline>
+        </w:drawing>
       </w:r>
     </w:p>
     <w:p>
       <w:r>
         <w:pict>
-          <v:rect id="_x0000_i1232" style="width:0;height:1.5pt" o:hralign="center" o:hrstd="t" o:hr="t" fillcolor="#a0a0a0" stroked="f"/>
+          <v:rect id="_x0000_i1028" style="width:0;height:1.5pt" o:hralign="center" o:hrstd="t" o:hr="t" fillcolor="#a0a0a0" stroked="f"/>
         </w:pict>
       </w:r>
     </w:p>
@@ -628,6 +669,7 @@
           <w:b/>
           <w:bCs/>
         </w:rPr>
+        <w:lastRenderedPageBreak/>
         <w:t xml:space="preserve"> Trace User Action to Backend:</w:t>
       </w:r>
     </w:p>
@@ -670,6 +712,12 @@
       </w:r>
     </w:p>
     <w:p>
+      <w:pPr>
+        <w:rPr>
+          <w:i/>
+          <w:iCs/>
+        </w:rPr>
+      </w:pPr>
       <w:r>
         <w:rPr>
           <w:b/>
@@ -680,34 +728,20 @@
       <w:r>
         <w:t xml:space="preserve"> </w:t>
       </w:r>
-      <w:r>
+    </w:p>
+    <w:p>
+      <w:pPr>
         <w:rPr>
           <w:i/>
           <w:iCs/>
         </w:rPr>
-        <w:t xml:space="preserve">Service Flow Diagram and </w:t>
-      </w:r>
-      <w:proofErr w:type="spellStart"/>
-      <w:r>
-        <w:rPr>
-          <w:i/>
-          <w:iCs/>
-        </w:rPr>
-        <w:t>PurePath</w:t>
-      </w:r>
-      <w:proofErr w:type="spellEnd"/>
-      <w:r>
-        <w:rPr>
-          <w:i/>
-          <w:iCs/>
-        </w:rPr>
-        <w:t xml:space="preserve"> View</w:t>
-      </w:r>
-    </w:p>
+      </w:pPr>
+    </w:p>
+    <w:p/>
     <w:p>
       <w:r>
         <w:pict>
-          <v:rect id="_x0000_i1233" style="width:0;height:1.5pt" o:hralign="center" o:hrstd="t" o:hr="t" fillcolor="#a0a0a0" stroked="f"/>
+          <v:rect id="_x0000_i1029" style="width:0;height:1.5pt" o:hralign="center" o:hrstd="t" o:hr="t" fillcolor="#a0a0a0" stroked="f"/>
         </w:pict>
       </w:r>
     </w:p>
@@ -778,7 +812,6 @@
         </w:numPr>
       </w:pPr>
       <w:r>
-        <w:lastRenderedPageBreak/>
         <w:t>Application performance (frontend)</w:t>
       </w:r>
     </w:p>
@@ -912,7 +945,7 @@
     <w:p>
       <w:r>
         <w:pict>
-          <v:rect id="_x0000_i1234" style="width:0;height:1.5pt" o:hralign="center" o:hrstd="t" o:hr="t" fillcolor="#a0a0a0" stroked="f"/>
+          <v:rect id="_x0000_i1030" style="width:0;height:1.5pt" o:hralign="center" o:hrstd="t" o:hr="t" fillcolor="#a0a0a0" stroked="f"/>
         </w:pict>
       </w:r>
     </w:p>
@@ -983,6 +1016,7 @@
         </w:numPr>
       </w:pPr>
       <w:r>
+        <w:lastRenderedPageBreak/>
         <w:t>Services → Failure rate &gt; 5%</w:t>
       </w:r>
     </w:p>
@@ -1119,7 +1153,6 @@
           <w:b/>
           <w:bCs/>
         </w:rPr>
-        <w:lastRenderedPageBreak/>
         <w:t>Screenshot Placeholder:</w:t>
       </w:r>
       <w:r>
@@ -1335,6 +1368,7 @@
         </w:numPr>
       </w:pPr>
       <w:r>
+        <w:lastRenderedPageBreak/>
         <w:t>HTTP headers, body, parameters (if enabled)</w:t>
       </w:r>
     </w:p>
@@ -1342,7 +1376,7 @@
     <w:p>
       <w:r>
         <w:pict>
-          <v:rect id="_x0000_i1235" style="width:0;height:1.5pt" o:hralign="center" o:hrstd="t" o:hr="t" fillcolor="#a0a0a0" stroked="f"/>
+          <v:rect id="_x0000_i1031" style="width:0;height:1.5pt" o:hralign="center" o:hrstd="t" o:hr="t" fillcolor="#a0a0a0" stroked="f"/>
         </w:pict>
       </w:r>
     </w:p>
@@ -1552,7 +1586,7 @@
     <w:p>
       <w:r>
         <w:pict>
-          <v:rect id="_x0000_i1236" style="width:0;height:1.5pt" o:hralign="center" o:hrstd="t" o:hr="t" fillcolor="#a0a0a0" stroked="f"/>
+          <v:rect id="_x0000_i1032" style="width:0;height:1.5pt" o:hralign="center" o:hrstd="t" o:hr="t" fillcolor="#a0a0a0" stroked="f"/>
         </w:pict>
       </w:r>
     </w:p>
@@ -6796,6 +6830,7 @@
   <w:style w:type="character" w:default="1" w:styleId="DefaultParagraphFont">
     <w:name w:val="Default Paragraph Font"/>
     <w:uiPriority w:val="1"/>
+    <w:semiHidden/>
     <w:unhideWhenUsed/>
   </w:style>
   <w:style w:type="table" w:default="1" w:styleId="TableNormal">

--- a/Content/Lab-documents/Dynatrace Lab-with-PurePath.docx
+++ b/Content/Lab-documents/Dynatrace Lab-with-PurePath.docx
@@ -737,7 +737,48 @@
         </w:rPr>
       </w:pPr>
     </w:p>
-    <w:p/>
+    <w:p>
+      <w:r>
+        <w:rPr>
+          <w:noProof/>
+        </w:rPr>
+        <w:drawing>
+          <wp:inline distT="0" distB="0" distL="0" distR="0" wp14:anchorId="413ED060" wp14:editId="37063A6B">
+            <wp:extent cx="5943600" cy="3362325"/>
+            <wp:effectExtent l="0" t="0" r="0" b="9525"/>
+            <wp:docPr id="1853118938" name="Picture 1"/>
+            <wp:cNvGraphicFramePr>
+              <a:graphicFrameLocks xmlns:a="http://schemas.openxmlformats.org/drawingml/2006/main" noChangeAspect="1"/>
+            </wp:cNvGraphicFramePr>
+            <a:graphic xmlns:a="http://schemas.openxmlformats.org/drawingml/2006/main">
+              <a:graphicData uri="http://schemas.openxmlformats.org/drawingml/2006/picture">
+                <pic:pic xmlns:pic="http://schemas.openxmlformats.org/drawingml/2006/picture">
+                  <pic:nvPicPr>
+                    <pic:cNvPr id="1853118938" name=""/>
+                    <pic:cNvPicPr/>
+                  </pic:nvPicPr>
+                  <pic:blipFill>
+                    <a:blip r:embed="rId6"/>
+                    <a:stretch>
+                      <a:fillRect/>
+                    </a:stretch>
+                  </pic:blipFill>
+                  <pic:spPr>
+                    <a:xfrm>
+                      <a:off x="0" y="0"/>
+                      <a:ext cx="5943600" cy="3362325"/>
+                    </a:xfrm>
+                    <a:prstGeom prst="rect">
+                      <a:avLst/>
+                    </a:prstGeom>
+                  </pic:spPr>
+                </pic:pic>
+              </a:graphicData>
+            </a:graphic>
+          </wp:inline>
+        </w:drawing>
+      </w:r>
+    </w:p>
     <w:p>
       <w:r>
         <w:pict>
@@ -867,6 +908,7 @@
         </w:numPr>
       </w:pPr>
       <w:r>
+        <w:lastRenderedPageBreak/>
         <w:t xml:space="preserve">Save the dashboard as </w:t>
       </w:r>
       <w:proofErr w:type="spellStart"/>
@@ -1016,7 +1058,6 @@
         </w:numPr>
       </w:pPr>
       <w:r>
-        <w:lastRenderedPageBreak/>
         <w:t>Services → Failure rate &gt; 5%</w:t>
       </w:r>
     </w:p>
@@ -1242,6 +1283,7 @@
         </w:numPr>
       </w:pPr>
       <w:r>
+        <w:lastRenderedPageBreak/>
         <w:t>From either:</w:t>
       </w:r>
     </w:p>
@@ -1368,228 +1410,10 @@
         </w:numPr>
       </w:pPr>
       <w:r>
-        <w:lastRenderedPageBreak/>
         <w:t>HTTP headers, body, parameters (if enabled)</w:t>
       </w:r>
     </w:p>
     <w:p/>
-    <w:p>
-      <w:r>
-        <w:pict>
-          <v:rect id="_x0000_i1031" style="width:0;height:1.5pt" o:hralign="center" o:hrstd="t" o:hr="t" fillcolor="#a0a0a0" stroked="f"/>
-        </w:pict>
-      </w:r>
-    </w:p>
-    <w:p>
-      <w:pPr>
-        <w:rPr>
-          <w:b/>
-          <w:bCs/>
-        </w:rPr>
-      </w:pPr>
-      <w:r>
-        <w:rPr>
-          <w:b/>
-          <w:bCs/>
-        </w:rPr>
-        <w:t>Lab Summary</w:t>
-      </w:r>
-    </w:p>
-    <w:tbl>
-      <w:tblPr>
-        <w:tblW w:w="0" w:type="auto"/>
-        <w:tblCellSpacing w:w="15" w:type="dxa"/>
-        <w:tblCellMar>
-          <w:top w:w="15" w:type="dxa"/>
-          <w:left w:w="15" w:type="dxa"/>
-          <w:bottom w:w="15" w:type="dxa"/>
-          <w:right w:w="15" w:type="dxa"/>
-        </w:tblCellMar>
-        <w:tblLook w:val="04A0" w:firstRow="1" w:lastRow="0" w:firstColumn="1" w:lastColumn="0" w:noHBand="0" w:noVBand="1"/>
-      </w:tblPr>
-      <w:tblGrid>
-        <w:gridCol w:w="2803"/>
-        <w:gridCol w:w="5031"/>
-      </w:tblGrid>
-      <w:tr>
-        <w:trPr>
-          <w:tblHeader/>
-          <w:tblCellSpacing w:w="15" w:type="dxa"/>
-        </w:trPr>
-        <w:tc>
-          <w:tcPr>
-            <w:tcW w:w="0" w:type="auto"/>
-            <w:vAlign w:val="center"/>
-            <w:hideMark/>
-          </w:tcPr>
-          <w:p>
-            <w:pPr>
-              <w:rPr>
-                <w:b/>
-                <w:bCs/>
-              </w:rPr>
-            </w:pPr>
-            <w:r>
-              <w:rPr>
-                <w:b/>
-                <w:bCs/>
-              </w:rPr>
-              <w:t>Feature</w:t>
-            </w:r>
-          </w:p>
-        </w:tc>
-        <w:tc>
-          <w:tcPr>
-            <w:tcW w:w="0" w:type="auto"/>
-            <w:vAlign w:val="center"/>
-            <w:hideMark/>
-          </w:tcPr>
-          <w:p>
-            <w:pPr>
-              <w:rPr>
-                <w:b/>
-                <w:bCs/>
-              </w:rPr>
-            </w:pPr>
-            <w:r>
-              <w:rPr>
-                <w:b/>
-                <w:bCs/>
-              </w:rPr>
-              <w:t>You Learned</w:t>
-            </w:r>
-          </w:p>
-        </w:tc>
-      </w:tr>
-      <w:tr>
-        <w:trPr>
-          <w:tblCellSpacing w:w="15" w:type="dxa"/>
-        </w:trPr>
-        <w:tc>
-          <w:tcPr>
-            <w:tcW w:w="0" w:type="auto"/>
-            <w:vAlign w:val="center"/>
-            <w:hideMark/>
-          </w:tcPr>
-          <w:p>
-            <w:r>
-              <w:t>User Session Monitoring</w:t>
-            </w:r>
-          </w:p>
-        </w:tc>
-        <w:tc>
-          <w:tcPr>
-            <w:tcW w:w="0" w:type="auto"/>
-            <w:vAlign w:val="center"/>
-            <w:hideMark/>
-          </w:tcPr>
-          <w:p>
-            <w:r>
-              <w:t>Real-user behavior, session tracing</w:t>
-            </w:r>
-          </w:p>
-        </w:tc>
-      </w:tr>
-      <w:tr>
-        <w:trPr>
-          <w:tblCellSpacing w:w="15" w:type="dxa"/>
-        </w:trPr>
-        <w:tc>
-          <w:tcPr>
-            <w:tcW w:w="0" w:type="auto"/>
-            <w:vAlign w:val="center"/>
-            <w:hideMark/>
-          </w:tcPr>
-          <w:p>
-            <w:r>
-              <w:t>Frontend &amp; Backend Tracing</w:t>
-            </w:r>
-          </w:p>
-        </w:tc>
-        <w:tc>
-          <w:tcPr>
-            <w:tcW w:w="0" w:type="auto"/>
-            <w:vAlign w:val="center"/>
-            <w:hideMark/>
-          </w:tcPr>
-          <w:p>
-            <w:proofErr w:type="spellStart"/>
-            <w:r>
-              <w:t>PurePaths</w:t>
-            </w:r>
-            <w:proofErr w:type="spellEnd"/>
-            <w:r>
-              <w:t>, Service Flow, Hotspots</w:t>
-            </w:r>
-          </w:p>
-        </w:tc>
-      </w:tr>
-      <w:tr>
-        <w:trPr>
-          <w:tblCellSpacing w:w="15" w:type="dxa"/>
-        </w:trPr>
-        <w:tc>
-          <w:tcPr>
-            <w:tcW w:w="0" w:type="auto"/>
-            <w:vAlign w:val="center"/>
-            <w:hideMark/>
-          </w:tcPr>
-          <w:p>
-            <w:r>
-              <w:t>Dashboard Creation</w:t>
-            </w:r>
-          </w:p>
-        </w:tc>
-        <w:tc>
-          <w:tcPr>
-            <w:tcW w:w="0" w:type="auto"/>
-            <w:vAlign w:val="center"/>
-            <w:hideMark/>
-          </w:tcPr>
-          <w:p>
-            <w:r>
-              <w:t>Custom KPIs, visualizations</w:t>
-            </w:r>
-          </w:p>
-        </w:tc>
-      </w:tr>
-      <w:tr>
-        <w:trPr>
-          <w:tblCellSpacing w:w="15" w:type="dxa"/>
-        </w:trPr>
-        <w:tc>
-          <w:tcPr>
-            <w:tcW w:w="0" w:type="auto"/>
-            <w:vAlign w:val="center"/>
-            <w:hideMark/>
-          </w:tcPr>
-          <w:p>
-            <w:r>
-              <w:t>Alert Setup</w:t>
-            </w:r>
-          </w:p>
-        </w:tc>
-        <w:tc>
-          <w:tcPr>
-            <w:tcW w:w="0" w:type="auto"/>
-            <w:vAlign w:val="center"/>
-            <w:hideMark/>
-          </w:tcPr>
-          <w:p>
-            <w:r>
-              <w:t>Proactive problem detection and notification setup</w:t>
-            </w:r>
-          </w:p>
-        </w:tc>
-      </w:tr>
-    </w:tbl>
-    <w:p>
-      <w:r>
-        <w:pict>
-          <v:rect id="_x0000_i1032" style="width:0;height:1.5pt" o:hralign="center" o:hrstd="t" o:hr="t" fillcolor="#a0a0a0" stroked="f"/>
-        </w:pict>
-      </w:r>
-    </w:p>
     <w:p/>
     <w:p/>
     <w:sectPr>

--- a/Content/Lab-documents/Dynatrace Lab-with-PurePath.docx
+++ b/Content/Lab-documents/Dynatrace Lab-with-PurePath.docx
@@ -813,175 +813,558 @@
           <w:b/>
           <w:bCs/>
         </w:rPr>
-        <w:t xml:space="preserve"> Steps:</w:t>
-      </w:r>
-    </w:p>
-    <w:p>
-      <w:pPr>
-        <w:numPr>
-          <w:ilvl w:val="0"/>
-          <w:numId w:val="8"/>
-        </w:numPr>
-      </w:pPr>
-      <w:r>
-        <w:t xml:space="preserve">In Dynatrace, go to </w:t>
+        <w:t xml:space="preserve"> </w:t>
       </w:r>
       <w:r>
         <w:rPr>
           <w:b/>
           <w:bCs/>
         </w:rPr>
-        <w:t>Dashboards → Create Dashboard</w:t>
+        <w:t>Step-by-Step: Create a Dashboard in Dynatrace</w:t>
       </w:r>
     </w:p>
     <w:p>
       <w:pPr>
         <w:numPr>
           <w:ilvl w:val="0"/>
-          <w:numId w:val="8"/>
-        </w:numPr>
-      </w:pPr>
-      <w:r>
-        <w:t>Add the following tiles:</w:t>
-      </w:r>
-    </w:p>
-    <w:p>
-      <w:pPr>
-        <w:numPr>
-          <w:ilvl w:val="1"/>
-          <w:numId w:val="8"/>
-        </w:numPr>
-      </w:pPr>
-      <w:r>
-        <w:t>Application performance (frontend)</w:t>
-      </w:r>
-    </w:p>
-    <w:p>
-      <w:pPr>
-        <w:numPr>
-          <w:ilvl w:val="1"/>
-          <w:numId w:val="8"/>
-        </w:numPr>
-      </w:pPr>
-      <w:r>
-        <w:t>Top slowest services</w:t>
-      </w:r>
-    </w:p>
-    <w:p>
-      <w:pPr>
-        <w:numPr>
-          <w:ilvl w:val="1"/>
-          <w:numId w:val="8"/>
-        </w:numPr>
-      </w:pPr>
-      <w:r>
-        <w:t>Error rate for backend services</w:t>
-      </w:r>
-    </w:p>
-    <w:p>
-      <w:pPr>
-        <w:numPr>
-          <w:ilvl w:val="1"/>
-          <w:numId w:val="8"/>
-        </w:numPr>
-      </w:pPr>
-      <w:r>
-        <w:t>Container CPU and Memory usage</w:t>
-      </w:r>
-    </w:p>
-    <w:p>
-      <w:pPr>
-        <w:numPr>
-          <w:ilvl w:val="1"/>
-          <w:numId w:val="8"/>
-        </w:numPr>
-      </w:pPr>
-      <w:r>
-        <w:t>Database call count</w:t>
-      </w:r>
-    </w:p>
-    <w:p>
-      <w:pPr>
-        <w:numPr>
-          <w:ilvl w:val="0"/>
-          <w:numId w:val="8"/>
-        </w:numPr>
-      </w:pPr>
-      <w:r>
-        <w:lastRenderedPageBreak/>
-        <w:t xml:space="preserve">Save the dashboard as </w:t>
-      </w:r>
-      <w:proofErr w:type="spellStart"/>
-      <w:r>
-        <w:t>EasyTravel</w:t>
-      </w:r>
-      <w:proofErr w:type="spellEnd"/>
-      <w:r>
-        <w:t xml:space="preserve"> Monitoring</w:t>
-      </w:r>
-    </w:p>
-    <w:p>
-      <w:pPr>
+          <w:numId w:val="34"/>
+        </w:numPr>
+      </w:pPr>
+      <w:r>
         <w:rPr>
           <w:b/>
           <w:bCs/>
         </w:rPr>
-      </w:pPr>
+        <w:t>Go to Dashboards</w:t>
+      </w:r>
+    </w:p>
+    <w:p>
+      <w:pPr>
+        <w:numPr>
+          <w:ilvl w:val="1"/>
+          <w:numId w:val="34"/>
+        </w:numPr>
+      </w:pPr>
+      <w:r>
+        <w:t xml:space="preserve">From the left-hand navigation menu, click on </w:t>
+      </w:r>
       <w:r>
         <w:rPr>
           <w:b/>
           <w:bCs/>
         </w:rPr>
-        <w:t>Optional:</w:t>
+        <w:t>Dashboards</w:t>
+      </w:r>
+      <w:r>
+        <w:t>.</w:t>
       </w:r>
     </w:p>
     <w:p>
       <w:pPr>
         <w:numPr>
           <w:ilvl w:val="0"/>
-          <w:numId w:val="9"/>
-        </w:numPr>
-      </w:pPr>
-      <w:r>
-        <w:t xml:space="preserve">Add filters (e.g., by tag: Docker, </w:t>
-      </w:r>
-      <w:proofErr w:type="spellStart"/>
-      <w:r>
-        <w:t>easytravel</w:t>
-      </w:r>
-      <w:proofErr w:type="spellEnd"/>
-      <w:r>
-        <w:t>, environment=prod)</w:t>
-      </w:r>
-    </w:p>
-    <w:p>
-      <w:pPr>
-        <w:numPr>
-          <w:ilvl w:val="0"/>
-          <w:numId w:val="9"/>
-        </w:numPr>
-      </w:pPr>
-      <w:r>
-        <w:t>Use markdown tiles for notes</w:t>
-      </w:r>
-    </w:p>
-    <w:p>
+          <w:numId w:val="34"/>
+        </w:numPr>
+      </w:pPr>
       <w:r>
         <w:rPr>
           <w:b/>
           <w:bCs/>
         </w:rPr>
-        <w:t>Screenshot Placeholder:</w:t>
-      </w:r>
-      <w:r>
-        <w:t xml:space="preserve"> </w:t>
-      </w:r>
-      <w:r>
-        <w:rPr>
-          <w:i/>
-          <w:iCs/>
-        </w:rPr>
-        <w:t>Custom Dashboard with KPIs</w:t>
+        <w:t>Create New Dashboard</w:t>
+      </w:r>
+    </w:p>
+    <w:p>
+      <w:pPr>
+        <w:numPr>
+          <w:ilvl w:val="1"/>
+          <w:numId w:val="34"/>
+        </w:numPr>
+      </w:pPr>
+      <w:r>
+        <w:t xml:space="preserve">Click on </w:t>
+      </w:r>
+      <w:r>
+        <w:rPr>
+          <w:b/>
+          <w:bCs/>
+        </w:rPr>
+        <w:t>Create new dashboard</w:t>
+      </w:r>
+      <w:r>
+        <w:t xml:space="preserve"> (usually top-right).</w:t>
+      </w:r>
+    </w:p>
+    <w:p>
+      <w:pPr>
+        <w:numPr>
+          <w:ilvl w:val="1"/>
+          <w:numId w:val="34"/>
+        </w:numPr>
+      </w:pPr>
+      <w:r>
+        <w:t xml:space="preserve">Give your dashboard a </w:t>
+      </w:r>
+      <w:r>
+        <w:rPr>
+          <w:b/>
+          <w:bCs/>
+        </w:rPr>
+        <w:t>name</w:t>
+      </w:r>
+      <w:r>
+        <w:t xml:space="preserve"> (e.g., "Performance Overview").</w:t>
+      </w:r>
+    </w:p>
+    <w:p>
+      <w:pPr>
+        <w:numPr>
+          <w:ilvl w:val="1"/>
+          <w:numId w:val="34"/>
+        </w:numPr>
+      </w:pPr>
+      <w:r>
+        <w:t>Optional: Add a description and set sharing options.</w:t>
+      </w:r>
+    </w:p>
+    <w:p>
+      <w:pPr>
+        <w:numPr>
+          <w:ilvl w:val="0"/>
+          <w:numId w:val="34"/>
+        </w:numPr>
+      </w:pPr>
+      <w:r>
+        <w:rPr>
+          <w:b/>
+          <w:bCs/>
+        </w:rPr>
+        <w:t>Click on "Add tile"</w:t>
+      </w:r>
+      <w:r>
+        <w:t xml:space="preserve"> or </w:t>
+      </w:r>
+      <w:r>
+        <w:rPr>
+          <w:b/>
+          <w:bCs/>
+        </w:rPr>
+        <w:t>"+" button</w:t>
+      </w:r>
+      <w:r>
+        <w:t xml:space="preserve"> to add visualizations.</w:t>
+      </w:r>
+    </w:p>
+    <w:p>
+      <w:r>
+        <w:lastRenderedPageBreak/>
+        <w:pict>
+          <v:rect id="_x0000_i1031" style="width:0;height:1.5pt" o:hralign="center" o:hrstd="t" o:hr="t" fillcolor="#a0a0a0" stroked="f"/>
+        </w:pict>
+      </w:r>
+    </w:p>
+    <w:p>
+      <w:pPr>
+        <w:rPr>
+          <w:b/>
+          <w:bCs/>
+        </w:rPr>
+      </w:pPr>
+      <w:r>
+        <w:rPr>
+          <w:b/>
+          <w:bCs/>
+        </w:rPr>
+        <w:t>Add the Following Tiles</w:t>
+      </w:r>
+    </w:p>
+    <w:p>
+      <w:pPr>
+        <w:numPr>
+          <w:ilvl w:val="0"/>
+          <w:numId w:val="35"/>
+        </w:numPr>
+      </w:pPr>
+      <w:r>
+        <w:rPr>
+          <w:b/>
+          <w:bCs/>
+        </w:rPr>
+        <w:t>Service Response Time</w:t>
+      </w:r>
+    </w:p>
+    <w:p>
+      <w:pPr>
+        <w:numPr>
+          <w:ilvl w:val="1"/>
+          <w:numId w:val="35"/>
+        </w:numPr>
+      </w:pPr>
+      <w:r>
+        <w:t xml:space="preserve">Go to Add tile → choose </w:t>
+      </w:r>
+      <w:r>
+        <w:rPr>
+          <w:b/>
+          <w:bCs/>
+        </w:rPr>
+        <w:t>"Custom chart"</w:t>
+      </w:r>
+      <w:r>
+        <w:t>.</w:t>
+      </w:r>
+    </w:p>
+    <w:p>
+      <w:pPr>
+        <w:numPr>
+          <w:ilvl w:val="1"/>
+          <w:numId w:val="35"/>
+        </w:numPr>
+      </w:pPr>
+      <w:r>
+        <w:rPr>
+          <w:b/>
+          <w:bCs/>
+        </w:rPr>
+        <w:t>Metric</w:t>
+      </w:r>
+      <w:r>
+        <w:t>: Search for Response time</w:t>
+      </w:r>
+    </w:p>
+    <w:p>
+      <w:pPr>
+        <w:numPr>
+          <w:ilvl w:val="1"/>
+          <w:numId w:val="35"/>
+        </w:numPr>
+      </w:pPr>
+      <w:r>
+        <w:t>Filter by: Service</w:t>
+      </w:r>
+    </w:p>
+    <w:p>
+      <w:pPr>
+        <w:numPr>
+          <w:ilvl w:val="1"/>
+          <w:numId w:val="35"/>
+        </w:numPr>
+      </w:pPr>
+      <w:r>
+        <w:t xml:space="preserve">Aggregation: </w:t>
+      </w:r>
+      <w:r>
+        <w:rPr>
+          <w:b/>
+          <w:bCs/>
+        </w:rPr>
+        <w:t>Average</w:t>
+      </w:r>
+      <w:r>
+        <w:t xml:space="preserve"> or </w:t>
+      </w:r>
+      <w:r>
+        <w:rPr>
+          <w:b/>
+          <w:bCs/>
+        </w:rPr>
+        <w:t>95th percentile</w:t>
+      </w:r>
+    </w:p>
+    <w:p>
+      <w:pPr>
+        <w:numPr>
+          <w:ilvl w:val="1"/>
+          <w:numId w:val="35"/>
+        </w:numPr>
+      </w:pPr>
+      <w:r>
+        <w:t>Visualization: Line chart or bar (based on preference)</w:t>
+      </w:r>
+    </w:p>
+    <w:p>
+      <w:pPr>
+        <w:numPr>
+          <w:ilvl w:val="0"/>
+          <w:numId w:val="35"/>
+        </w:numPr>
+      </w:pPr>
+      <w:r>
+        <w:rPr>
+          <w:b/>
+          <w:bCs/>
+        </w:rPr>
+        <w:t>Failure Rate</w:t>
+      </w:r>
+    </w:p>
+    <w:p>
+      <w:pPr>
+        <w:numPr>
+          <w:ilvl w:val="1"/>
+          <w:numId w:val="35"/>
+        </w:numPr>
+      </w:pPr>
+      <w:r>
+        <w:t>Metric: Failure rate</w:t>
+      </w:r>
+    </w:p>
+    <w:p>
+      <w:pPr>
+        <w:numPr>
+          <w:ilvl w:val="1"/>
+          <w:numId w:val="35"/>
+        </w:numPr>
+      </w:pPr>
+      <w:r>
+        <w:t>Filter by: Service</w:t>
+      </w:r>
+    </w:p>
+    <w:p>
+      <w:pPr>
+        <w:numPr>
+          <w:ilvl w:val="1"/>
+          <w:numId w:val="35"/>
+        </w:numPr>
+      </w:pPr>
+      <w:r>
+        <w:t xml:space="preserve">Aggregation: </w:t>
+      </w:r>
+      <w:r>
+        <w:rPr>
+          <w:b/>
+          <w:bCs/>
+        </w:rPr>
+        <w:t>Average</w:t>
+      </w:r>
+    </w:p>
+    <w:p>
+      <w:pPr>
+        <w:numPr>
+          <w:ilvl w:val="1"/>
+          <w:numId w:val="35"/>
+        </w:numPr>
+      </w:pPr>
+      <w:r>
+        <w:t>Visualization: Line chart or single value</w:t>
+      </w:r>
+    </w:p>
+    <w:p>
+      <w:pPr>
+        <w:numPr>
+          <w:ilvl w:val="0"/>
+          <w:numId w:val="35"/>
+        </w:numPr>
+      </w:pPr>
+      <w:r>
+        <w:rPr>
+          <w:b/>
+          <w:bCs/>
+        </w:rPr>
+        <w:t>Top Services</w:t>
+      </w:r>
+    </w:p>
+    <w:p>
+      <w:pPr>
+        <w:numPr>
+          <w:ilvl w:val="1"/>
+          <w:numId w:val="35"/>
+        </w:numPr>
+      </w:pPr>
+      <w:r>
+        <w:t>Use Top list tile.</w:t>
+      </w:r>
+    </w:p>
+    <w:p>
+      <w:pPr>
+        <w:numPr>
+          <w:ilvl w:val="1"/>
+          <w:numId w:val="35"/>
+        </w:numPr>
+      </w:pPr>
+      <w:r>
+        <w:t>Metric: Response time or Throughput</w:t>
+      </w:r>
+    </w:p>
+    <w:p>
+      <w:pPr>
+        <w:numPr>
+          <w:ilvl w:val="1"/>
+          <w:numId w:val="35"/>
+        </w:numPr>
+      </w:pPr>
+      <w:r>
+        <w:t>Filter by: Service</w:t>
+      </w:r>
+    </w:p>
+    <w:p>
+      <w:pPr>
+        <w:numPr>
+          <w:ilvl w:val="1"/>
+          <w:numId w:val="35"/>
+        </w:numPr>
+      </w:pPr>
+      <w:r>
+        <w:t>Sort by highest value</w:t>
+      </w:r>
+    </w:p>
+    <w:p>
+      <w:pPr>
+        <w:numPr>
+          <w:ilvl w:val="0"/>
+          <w:numId w:val="35"/>
+        </w:numPr>
+      </w:pPr>
+      <w:r>
+        <w:rPr>
+          <w:b/>
+          <w:bCs/>
+        </w:rPr>
+        <w:t>User Sessions</w:t>
+      </w:r>
+    </w:p>
+    <w:p>
+      <w:pPr>
+        <w:numPr>
+          <w:ilvl w:val="1"/>
+          <w:numId w:val="35"/>
+        </w:numPr>
+      </w:pPr>
+      <w:r>
+        <w:t>Metric: User sessions</w:t>
+      </w:r>
+    </w:p>
+    <w:p>
+      <w:pPr>
+        <w:numPr>
+          <w:ilvl w:val="1"/>
+          <w:numId w:val="35"/>
+        </w:numPr>
+      </w:pPr>
+      <w:r>
+        <w:t>Scope: All Applications or specific Application</w:t>
+      </w:r>
+    </w:p>
+    <w:p>
+      <w:pPr>
+        <w:numPr>
+          <w:ilvl w:val="1"/>
+          <w:numId w:val="35"/>
+        </w:numPr>
+      </w:pPr>
+      <w:r>
+        <w:t>Visualization: Single value or timeseries</w:t>
+      </w:r>
+    </w:p>
+    <w:p>
+      <w:pPr>
+        <w:numPr>
+          <w:ilvl w:val="0"/>
+          <w:numId w:val="35"/>
+        </w:numPr>
+      </w:pPr>
+      <w:r>
+        <w:rPr>
+          <w:b/>
+          <w:bCs/>
+        </w:rPr>
+        <w:t>CPU / Memory / Disk Usage</w:t>
+      </w:r>
+    </w:p>
+    <w:p>
+      <w:pPr>
+        <w:numPr>
+          <w:ilvl w:val="1"/>
+          <w:numId w:val="35"/>
+        </w:numPr>
+      </w:pPr>
+      <w:r>
+        <w:t xml:space="preserve">Add </w:t>
+      </w:r>
+      <w:r>
+        <w:rPr>
+          <w:b/>
+          <w:bCs/>
+        </w:rPr>
+        <w:t>separate tiles</w:t>
+      </w:r>
+      <w:r>
+        <w:t xml:space="preserve"> for each:</w:t>
+      </w:r>
+    </w:p>
+    <w:p>
+      <w:pPr>
+        <w:numPr>
+          <w:ilvl w:val="2"/>
+          <w:numId w:val="35"/>
+        </w:numPr>
+      </w:pPr>
+      <w:r>
+        <w:rPr>
+          <w:b/>
+          <w:bCs/>
+        </w:rPr>
+        <w:t>CPU usage</w:t>
+      </w:r>
+      <w:r>
+        <w:t>: Metric CPU usage %, filter by Host or Process</w:t>
+      </w:r>
+    </w:p>
+    <w:p>
+      <w:pPr>
+        <w:numPr>
+          <w:ilvl w:val="2"/>
+          <w:numId w:val="35"/>
+        </w:numPr>
+      </w:pPr>
+      <w:r>
+        <w:rPr>
+          <w:b/>
+          <w:bCs/>
+        </w:rPr>
+        <w:t>Memory usage</w:t>
+      </w:r>
+      <w:r>
+        <w:t>: Metric Memory usage, filter as needed</w:t>
+      </w:r>
+    </w:p>
+    <w:p>
+      <w:pPr>
+        <w:numPr>
+          <w:ilvl w:val="2"/>
+          <w:numId w:val="35"/>
+        </w:numPr>
+      </w:pPr>
+      <w:r>
+        <w:rPr>
+          <w:b/>
+          <w:bCs/>
+        </w:rPr>
+        <w:lastRenderedPageBreak/>
+        <w:t>Disk usage</w:t>
+      </w:r>
+      <w:r>
+        <w:t>: Metric Disk available or Disk used %</w:t>
+      </w:r>
+    </w:p>
+    <w:p>
+      <w:pPr>
+        <w:numPr>
+          <w:ilvl w:val="1"/>
+          <w:numId w:val="35"/>
+        </w:numPr>
+      </w:pPr>
+      <w:r>
+        <w:t xml:space="preserve">You can also use the </w:t>
+      </w:r>
+      <w:r>
+        <w:rPr>
+          <w:b/>
+          <w:bCs/>
+        </w:rPr>
+        <w:t>"Host Health" tile</w:t>
+      </w:r>
+      <w:r>
+        <w:t xml:space="preserve"> for a summarized view.</w:t>
       </w:r>
     </w:p>
     <w:p>
@@ -1189,89 +1572,64 @@
           <w:iCs/>
         </w:rPr>
       </w:pPr>
-      <w:r>
+    </w:p>
+    <w:p>
+      <w:pPr>
         <w:rPr>
           <w:b/>
           <w:bCs/>
         </w:rPr>
-        <w:t>Screenshot Placeholder:</w:t>
-      </w:r>
-      <w:r>
-        <w:t xml:space="preserve"> </w:t>
-      </w:r>
-      <w:r>
-        <w:rPr>
-          <w:i/>
-          <w:iCs/>
-        </w:rPr>
-        <w:t>Alert Rule Configuration Screen</w:t>
-      </w:r>
-    </w:p>
-    <w:p>
-      <w:pPr>
-        <w:rPr>
-          <w:i/>
-          <w:iCs/>
-        </w:rPr>
-      </w:pPr>
-    </w:p>
-    <w:p>
-      <w:pPr>
+      </w:pPr>
+      <w:r>
         <w:rPr>
           <w:b/>
           <w:bCs/>
         </w:rPr>
-      </w:pPr>
+        <w:t xml:space="preserve">3. </w:t>
+      </w:r>
+      <w:proofErr w:type="spellStart"/>
       <w:r>
         <w:rPr>
           <w:b/>
           <w:bCs/>
         </w:rPr>
-        <w:t xml:space="preserve">3. </w:t>
-      </w:r>
-      <w:proofErr w:type="spellStart"/>
+        <w:t>PurePath</w:t>
+      </w:r>
+      <w:proofErr w:type="spellEnd"/>
       <w:r>
         <w:rPr>
           <w:b/>
           <w:bCs/>
         </w:rPr>
-        <w:t>PurePath</w:t>
-      </w:r>
-      <w:proofErr w:type="spellEnd"/>
+        <w:t xml:space="preserve"> Deep Dive</w:t>
+      </w:r>
+    </w:p>
+    <w:p>
+      <w:proofErr w:type="spellStart"/>
       <w:r>
         <w:rPr>
           <w:b/>
           <w:bCs/>
         </w:rPr>
-        <w:t xml:space="preserve"> Deep Dive</w:t>
-      </w:r>
-    </w:p>
-    <w:p>
-      <w:proofErr w:type="spellStart"/>
-      <w:r>
+        <w:t>PurePath</w:t>
+      </w:r>
+      <w:proofErr w:type="spellEnd"/>
+      <w:r>
+        <w:t xml:space="preserve"> provides end-to-end distributed tracing of transactions across services and tiers.</w:t>
+      </w:r>
+    </w:p>
+    <w:p>
+      <w:pPr>
         <w:rPr>
           <w:b/>
           <w:bCs/>
         </w:rPr>
-        <w:t>PurePath</w:t>
-      </w:r>
-      <w:proofErr w:type="spellEnd"/>
-      <w:r>
-        <w:t xml:space="preserve"> provides end-to-end distributed tracing of transactions across services and tiers.</w:t>
-      </w:r>
-    </w:p>
-    <w:p>
-      <w:pPr>
+      </w:pPr>
+      <w:r>
         <w:rPr>
           <w:b/>
           <w:bCs/>
         </w:rPr>
-      </w:pPr>
-      <w:r>
-        <w:rPr>
-          <w:b/>
-          <w:bCs/>
-        </w:rPr>
         <w:t xml:space="preserve"> Steps:</w:t>
       </w:r>
     </w:p>
@@ -1283,7 +1641,6 @@
         </w:numPr>
       </w:pPr>
       <w:r>
-        <w:lastRenderedPageBreak/>
         <w:t>From either:</w:t>
       </w:r>
     </w:p>
@@ -1344,6 +1701,7 @@
         </w:numPr>
       </w:pPr>
       <w:r>
+        <w:lastRenderedPageBreak/>
         <w:t>Full call trace (frontend → middleware → database)</w:t>
       </w:r>
     </w:p>
@@ -1727,6 +2085,123 @@
     </w:lvl>
   </w:abstractNum>
   <w:abstractNum w:abstractNumId="2" w15:restartNumberingAfterBreak="0">
+    <w:nsid w:val="11690A4E"/>
+    <w:multiLevelType w:val="multilevel"/>
+    <w:tmpl w:val="1B20F3E6"/>
+    <w:lvl w:ilvl="0">
+      <w:start w:val="1"/>
+      <w:numFmt w:val="decimal"/>
+      <w:lvlText w:val="%1."/>
+      <w:lvlJc w:val="left"/>
+      <w:pPr>
+        <w:tabs>
+          <w:tab w:val="num" w:pos="720"/>
+        </w:tabs>
+        <w:ind w:left="720" w:hanging="360"/>
+      </w:pPr>
+    </w:lvl>
+    <w:lvl w:ilvl="1">
+      <w:start w:val="1"/>
+      <w:numFmt w:val="bullet"/>
+      <w:lvlText w:val="o"/>
+      <w:lvlJc w:val="left"/>
+      <w:pPr>
+        <w:tabs>
+          <w:tab w:val="num" w:pos="1440"/>
+        </w:tabs>
+        <w:ind w:left="1440" w:hanging="360"/>
+      </w:pPr>
+      <w:rPr>
+        <w:rFonts w:ascii="Courier New" w:hAnsi="Courier New" w:hint="default"/>
+        <w:sz w:val="20"/>
+      </w:rPr>
+    </w:lvl>
+    <w:lvl w:ilvl="2" w:tentative="1">
+      <w:start w:val="1"/>
+      <w:numFmt w:val="decimal"/>
+      <w:lvlText w:val="%3."/>
+      <w:lvlJc w:val="left"/>
+      <w:pPr>
+        <w:tabs>
+          <w:tab w:val="num" w:pos="2160"/>
+        </w:tabs>
+        <w:ind w:left="2160" w:hanging="360"/>
+      </w:pPr>
+    </w:lvl>
+    <w:lvl w:ilvl="3" w:tentative="1">
+      <w:start w:val="1"/>
+      <w:numFmt w:val="decimal"/>
+      <w:lvlText w:val="%4."/>
+      <w:lvlJc w:val="left"/>
+      <w:pPr>
+        <w:tabs>
+          <w:tab w:val="num" w:pos="2880"/>
+        </w:tabs>
+        <w:ind w:left="2880" w:hanging="360"/>
+      </w:pPr>
+    </w:lvl>
+    <w:lvl w:ilvl="4" w:tentative="1">
+      <w:start w:val="1"/>
+      <w:numFmt w:val="decimal"/>
+      <w:lvlText w:val="%5."/>
+      <w:lvlJc w:val="left"/>
+      <w:pPr>
+        <w:tabs>
+          <w:tab w:val="num" w:pos="3600"/>
+        </w:tabs>
+        <w:ind w:left="3600" w:hanging="360"/>
+      </w:pPr>
+    </w:lvl>
+    <w:lvl w:ilvl="5" w:tentative="1">
+      <w:start w:val="1"/>
+      <w:numFmt w:val="decimal"/>
+      <w:lvlText w:val="%6."/>
+      <w:lvlJc w:val="left"/>
+      <w:pPr>
+        <w:tabs>
+          <w:tab w:val="num" w:pos="4320"/>
+        </w:tabs>
+        <w:ind w:left="4320" w:hanging="360"/>
+      </w:pPr>
+    </w:lvl>
+    <w:lvl w:ilvl="6" w:tentative="1">
+      <w:start w:val="1"/>
+      <w:numFmt w:val="decimal"/>
+      <w:lvlText w:val="%7."/>
+      <w:lvlJc w:val="left"/>
+      <w:pPr>
+        <w:tabs>
+          <w:tab w:val="num" w:pos="5040"/>
+        </w:tabs>
+        <w:ind w:left="5040" w:hanging="360"/>
+      </w:pPr>
+    </w:lvl>
+    <w:lvl w:ilvl="7" w:tentative="1">
+      <w:start w:val="1"/>
+      <w:numFmt w:val="decimal"/>
+      <w:lvlText w:val="%8."/>
+      <w:lvlJc w:val="left"/>
+      <w:pPr>
+        <w:tabs>
+          <w:tab w:val="num" w:pos="5760"/>
+        </w:tabs>
+        <w:ind w:left="5760" w:hanging="360"/>
+      </w:pPr>
+    </w:lvl>
+    <w:lvl w:ilvl="8" w:tentative="1">
+      <w:start w:val="1"/>
+      <w:numFmt w:val="decimal"/>
+      <w:lvlText w:val="%9."/>
+      <w:lvlJc w:val="left"/>
+      <w:pPr>
+        <w:tabs>
+          <w:tab w:val="num" w:pos="6480"/>
+        </w:tabs>
+        <w:ind w:left="6480" w:hanging="360"/>
+      </w:pPr>
+    </w:lvl>
+  </w:abstractNum>
+  <w:abstractNum w:abstractNumId="3" w15:restartNumberingAfterBreak="0">
     <w:nsid w:val="148863CF"/>
     <w:multiLevelType w:val="multilevel"/>
     <w:tmpl w:val="81B0A1BE"/>
@@ -1875,7 +2350,7 @@
       </w:rPr>
     </w:lvl>
   </w:abstractNum>
-  <w:abstractNum w:abstractNumId="3" w15:restartNumberingAfterBreak="0">
+  <w:abstractNum w:abstractNumId="4" w15:restartNumberingAfterBreak="0">
     <w:nsid w:val="15CF5FE4"/>
     <w:multiLevelType w:val="multilevel"/>
     <w:tmpl w:val="EA38F5DC"/>
@@ -2024,7 +2499,7 @@
       </w:rPr>
     </w:lvl>
   </w:abstractNum>
-  <w:abstractNum w:abstractNumId="4" w15:restartNumberingAfterBreak="0">
+  <w:abstractNum w:abstractNumId="5" w15:restartNumberingAfterBreak="0">
     <w:nsid w:val="162824AB"/>
     <w:multiLevelType w:val="multilevel"/>
     <w:tmpl w:val="FF784EF2"/>
@@ -2173,7 +2648,128 @@
       </w:rPr>
     </w:lvl>
   </w:abstractNum>
-  <w:abstractNum w:abstractNumId="5" w15:restartNumberingAfterBreak="0">
+  <w:abstractNum w:abstractNumId="6" w15:restartNumberingAfterBreak="0">
+    <w:nsid w:val="19FF0FED"/>
+    <w:multiLevelType w:val="multilevel"/>
+    <w:tmpl w:val="41DC2094"/>
+    <w:lvl w:ilvl="0">
+      <w:start w:val="1"/>
+      <w:numFmt w:val="decimal"/>
+      <w:lvlText w:val="%1."/>
+      <w:lvlJc w:val="left"/>
+      <w:pPr>
+        <w:tabs>
+          <w:tab w:val="num" w:pos="720"/>
+        </w:tabs>
+        <w:ind w:left="720" w:hanging="360"/>
+      </w:pPr>
+    </w:lvl>
+    <w:lvl w:ilvl="1">
+      <w:start w:val="1"/>
+      <w:numFmt w:val="bullet"/>
+      <w:lvlText w:val="o"/>
+      <w:lvlJc w:val="left"/>
+      <w:pPr>
+        <w:tabs>
+          <w:tab w:val="num" w:pos="1440"/>
+        </w:tabs>
+        <w:ind w:left="1440" w:hanging="360"/>
+      </w:pPr>
+      <w:rPr>
+        <w:rFonts w:ascii="Courier New" w:hAnsi="Courier New" w:hint="default"/>
+        <w:sz w:val="20"/>
+      </w:rPr>
+    </w:lvl>
+    <w:lvl w:ilvl="2">
+      <w:start w:val="1"/>
+      <w:numFmt w:val="bullet"/>
+      <w:lvlText w:val=""/>
+      <w:lvlJc w:val="left"/>
+      <w:pPr>
+        <w:tabs>
+          <w:tab w:val="num" w:pos="2160"/>
+        </w:tabs>
+        <w:ind w:left="2160" w:hanging="360"/>
+      </w:pPr>
+      <w:rPr>
+        <w:rFonts w:ascii="Wingdings" w:hAnsi="Wingdings" w:hint="default"/>
+        <w:sz w:val="20"/>
+      </w:rPr>
+    </w:lvl>
+    <w:lvl w:ilvl="3" w:tentative="1">
+      <w:start w:val="1"/>
+      <w:numFmt w:val="decimal"/>
+      <w:lvlText w:val="%4."/>
+      <w:lvlJc w:val="left"/>
+      <w:pPr>
+        <w:tabs>
+          <w:tab w:val="num" w:pos="2880"/>
+        </w:tabs>
+        <w:ind w:left="2880" w:hanging="360"/>
+      </w:pPr>
+    </w:lvl>
+    <w:lvl w:ilvl="4" w:tentative="1">
+      <w:start w:val="1"/>
+      <w:numFmt w:val="decimal"/>
+      <w:lvlText w:val="%5."/>
+      <w:lvlJc w:val="left"/>
+      <w:pPr>
+        <w:tabs>
+          <w:tab w:val="num" w:pos="3600"/>
+        </w:tabs>
+        <w:ind w:left="3600" w:hanging="360"/>
+      </w:pPr>
+    </w:lvl>
+    <w:lvl w:ilvl="5" w:tentative="1">
+      <w:start w:val="1"/>
+      <w:numFmt w:val="decimal"/>
+      <w:lvlText w:val="%6."/>
+      <w:lvlJc w:val="left"/>
+      <w:pPr>
+        <w:tabs>
+          <w:tab w:val="num" w:pos="4320"/>
+        </w:tabs>
+        <w:ind w:left="4320" w:hanging="360"/>
+      </w:pPr>
+    </w:lvl>
+    <w:lvl w:ilvl="6" w:tentative="1">
+      <w:start w:val="1"/>
+      <w:numFmt w:val="decimal"/>
+      <w:lvlText w:val="%7."/>
+      <w:lvlJc w:val="left"/>
+      <w:pPr>
+        <w:tabs>
+          <w:tab w:val="num" w:pos="5040"/>
+        </w:tabs>
+        <w:ind w:left="5040" w:hanging="360"/>
+      </w:pPr>
+    </w:lvl>
+    <w:lvl w:ilvl="7" w:tentative="1">
+      <w:start w:val="1"/>
+      <w:numFmt w:val="decimal"/>
+      <w:lvlText w:val="%8."/>
+      <w:lvlJc w:val="left"/>
+      <w:pPr>
+        <w:tabs>
+          <w:tab w:val="num" w:pos="5760"/>
+        </w:tabs>
+        <w:ind w:left="5760" w:hanging="360"/>
+      </w:pPr>
+    </w:lvl>
+    <w:lvl w:ilvl="8" w:tentative="1">
+      <w:start w:val="1"/>
+      <w:numFmt w:val="decimal"/>
+      <w:lvlText w:val="%9."/>
+      <w:lvlJc w:val="left"/>
+      <w:pPr>
+        <w:tabs>
+          <w:tab w:val="num" w:pos="6480"/>
+        </w:tabs>
+        <w:ind w:left="6480" w:hanging="360"/>
+      </w:pPr>
+    </w:lvl>
+  </w:abstractNum>
+  <w:abstractNum w:abstractNumId="7" w15:restartNumberingAfterBreak="0">
     <w:nsid w:val="1BBF2B53"/>
     <w:multiLevelType w:val="multilevel"/>
     <w:tmpl w:val="88664B90"/>
@@ -2290,7 +2886,7 @@
       </w:pPr>
     </w:lvl>
   </w:abstractNum>
-  <w:abstractNum w:abstractNumId="6" w15:restartNumberingAfterBreak="0">
+  <w:abstractNum w:abstractNumId="8" w15:restartNumberingAfterBreak="0">
     <w:nsid w:val="1FA22FD7"/>
     <w:multiLevelType w:val="multilevel"/>
     <w:tmpl w:val="FCE45EB4"/>
@@ -2439,7 +3035,7 @@
       </w:rPr>
     </w:lvl>
   </w:abstractNum>
-  <w:abstractNum w:abstractNumId="7" w15:restartNumberingAfterBreak="0">
+  <w:abstractNum w:abstractNumId="9" w15:restartNumberingAfterBreak="0">
     <w:nsid w:val="1FFE0828"/>
     <w:multiLevelType w:val="multilevel"/>
     <w:tmpl w:val="0890D790"/>
@@ -2588,7 +3184,7 @@
       </w:rPr>
     </w:lvl>
   </w:abstractNum>
-  <w:abstractNum w:abstractNumId="8" w15:restartNumberingAfterBreak="0">
+  <w:abstractNum w:abstractNumId="10" w15:restartNumberingAfterBreak="0">
     <w:nsid w:val="20411A91"/>
     <w:multiLevelType w:val="multilevel"/>
     <w:tmpl w:val="B390157A"/>
@@ -2737,7 +3333,7 @@
       </w:rPr>
     </w:lvl>
   </w:abstractNum>
-  <w:abstractNum w:abstractNumId="9" w15:restartNumberingAfterBreak="0">
+  <w:abstractNum w:abstractNumId="11" w15:restartNumberingAfterBreak="0">
     <w:nsid w:val="213F3508"/>
     <w:multiLevelType w:val="multilevel"/>
     <w:tmpl w:val="6FE052C8"/>
@@ -2886,7 +3482,7 @@
       </w:rPr>
     </w:lvl>
   </w:abstractNum>
-  <w:abstractNum w:abstractNumId="10" w15:restartNumberingAfterBreak="0">
+  <w:abstractNum w:abstractNumId="12" w15:restartNumberingAfterBreak="0">
     <w:nsid w:val="24434DD4"/>
     <w:multiLevelType w:val="multilevel"/>
     <w:tmpl w:val="F3AA7212"/>
@@ -3003,7 +3599,7 @@
       </w:pPr>
     </w:lvl>
   </w:abstractNum>
-  <w:abstractNum w:abstractNumId="11" w15:restartNumberingAfterBreak="0">
+  <w:abstractNum w:abstractNumId="13" w15:restartNumberingAfterBreak="0">
     <w:nsid w:val="247300E2"/>
     <w:multiLevelType w:val="multilevel"/>
     <w:tmpl w:val="F9C0EBA6"/>
@@ -3152,7 +3748,7 @@
       </w:rPr>
     </w:lvl>
   </w:abstractNum>
-  <w:abstractNum w:abstractNumId="12" w15:restartNumberingAfterBreak="0">
+  <w:abstractNum w:abstractNumId="14" w15:restartNumberingAfterBreak="0">
     <w:nsid w:val="3551217A"/>
     <w:multiLevelType w:val="multilevel"/>
     <w:tmpl w:val="E55EC818"/>
@@ -3269,7 +3865,7 @@
       </w:pPr>
     </w:lvl>
   </w:abstractNum>
-  <w:abstractNum w:abstractNumId="13" w15:restartNumberingAfterBreak="0">
+  <w:abstractNum w:abstractNumId="15" w15:restartNumberingAfterBreak="0">
     <w:nsid w:val="3F1C6232"/>
     <w:multiLevelType w:val="multilevel"/>
     <w:tmpl w:val="D56E9FA8"/>
@@ -3386,7 +3982,7 @@
       </w:pPr>
     </w:lvl>
   </w:abstractNum>
-  <w:abstractNum w:abstractNumId="14" w15:restartNumberingAfterBreak="0">
+  <w:abstractNum w:abstractNumId="16" w15:restartNumberingAfterBreak="0">
     <w:nsid w:val="41477706"/>
     <w:multiLevelType w:val="multilevel"/>
     <w:tmpl w:val="F4E491F4"/>
@@ -3535,7 +4131,7 @@
       </w:rPr>
     </w:lvl>
   </w:abstractNum>
-  <w:abstractNum w:abstractNumId="15" w15:restartNumberingAfterBreak="0">
+  <w:abstractNum w:abstractNumId="17" w15:restartNumberingAfterBreak="0">
     <w:nsid w:val="48EB29D1"/>
     <w:multiLevelType w:val="multilevel"/>
     <w:tmpl w:val="D4D23996"/>
@@ -3652,7 +4248,7 @@
       </w:pPr>
     </w:lvl>
   </w:abstractNum>
-  <w:abstractNum w:abstractNumId="16" w15:restartNumberingAfterBreak="0">
+  <w:abstractNum w:abstractNumId="18" w15:restartNumberingAfterBreak="0">
     <w:nsid w:val="51A61CA3"/>
     <w:multiLevelType w:val="multilevel"/>
     <w:tmpl w:val="A2623018"/>
@@ -3801,7 +4397,7 @@
       </w:rPr>
     </w:lvl>
   </w:abstractNum>
-  <w:abstractNum w:abstractNumId="17" w15:restartNumberingAfterBreak="0">
+  <w:abstractNum w:abstractNumId="19" w15:restartNumberingAfterBreak="0">
     <w:nsid w:val="539364E0"/>
     <w:multiLevelType w:val="multilevel"/>
     <w:tmpl w:val="61DED9C0"/>
@@ -3918,7 +4514,7 @@
       </w:pPr>
     </w:lvl>
   </w:abstractNum>
-  <w:abstractNum w:abstractNumId="18" w15:restartNumberingAfterBreak="0">
+  <w:abstractNum w:abstractNumId="20" w15:restartNumberingAfterBreak="0">
     <w:nsid w:val="55A60E2B"/>
     <w:multiLevelType w:val="multilevel"/>
     <w:tmpl w:val="73D2D91E"/>
@@ -4035,7 +4631,7 @@
       </w:pPr>
     </w:lvl>
   </w:abstractNum>
-  <w:abstractNum w:abstractNumId="19" w15:restartNumberingAfterBreak="0">
+  <w:abstractNum w:abstractNumId="21" w15:restartNumberingAfterBreak="0">
     <w:nsid w:val="59472EA4"/>
     <w:multiLevelType w:val="multilevel"/>
     <w:tmpl w:val="31C6E37C"/>
@@ -4184,7 +4780,7 @@
       </w:rPr>
     </w:lvl>
   </w:abstractNum>
-  <w:abstractNum w:abstractNumId="20" w15:restartNumberingAfterBreak="0">
+  <w:abstractNum w:abstractNumId="22" w15:restartNumberingAfterBreak="0">
     <w:nsid w:val="59F270C5"/>
     <w:multiLevelType w:val="multilevel"/>
     <w:tmpl w:val="E87EDFBC"/>
@@ -4333,7 +4929,7 @@
       </w:rPr>
     </w:lvl>
   </w:abstractNum>
-  <w:abstractNum w:abstractNumId="21" w15:restartNumberingAfterBreak="0">
+  <w:abstractNum w:abstractNumId="23" w15:restartNumberingAfterBreak="0">
     <w:nsid w:val="5B313B8A"/>
     <w:multiLevelType w:val="multilevel"/>
     <w:tmpl w:val="B7A81876"/>
@@ -4482,7 +5078,7 @@
       </w:rPr>
     </w:lvl>
   </w:abstractNum>
-  <w:abstractNum w:abstractNumId="22" w15:restartNumberingAfterBreak="0">
+  <w:abstractNum w:abstractNumId="24" w15:restartNumberingAfterBreak="0">
     <w:nsid w:val="5D430C7A"/>
     <w:multiLevelType w:val="multilevel"/>
     <w:tmpl w:val="8DDEEFB6"/>
@@ -4595,7 +5191,7 @@
       </w:pPr>
     </w:lvl>
   </w:abstractNum>
-  <w:abstractNum w:abstractNumId="23" w15:restartNumberingAfterBreak="0">
+  <w:abstractNum w:abstractNumId="25" w15:restartNumberingAfterBreak="0">
     <w:nsid w:val="5E0C4BFB"/>
     <w:multiLevelType w:val="multilevel"/>
     <w:tmpl w:val="586C95D2"/>
@@ -4712,7 +5308,7 @@
       </w:pPr>
     </w:lvl>
   </w:abstractNum>
-  <w:abstractNum w:abstractNumId="24" w15:restartNumberingAfterBreak="0">
+  <w:abstractNum w:abstractNumId="26" w15:restartNumberingAfterBreak="0">
     <w:nsid w:val="5EA23372"/>
     <w:multiLevelType w:val="multilevel"/>
     <w:tmpl w:val="9B0A60DA"/>
@@ -4861,7 +5457,7 @@
       </w:rPr>
     </w:lvl>
   </w:abstractNum>
-  <w:abstractNum w:abstractNumId="25" w15:restartNumberingAfterBreak="0">
+  <w:abstractNum w:abstractNumId="27" w15:restartNumberingAfterBreak="0">
     <w:nsid w:val="62C62294"/>
     <w:multiLevelType w:val="multilevel"/>
     <w:tmpl w:val="6D7210DA"/>
@@ -5010,7 +5606,7 @@
       </w:rPr>
     </w:lvl>
   </w:abstractNum>
-  <w:abstractNum w:abstractNumId="26" w15:restartNumberingAfterBreak="0">
+  <w:abstractNum w:abstractNumId="28" w15:restartNumberingAfterBreak="0">
     <w:nsid w:val="682C3152"/>
     <w:multiLevelType w:val="multilevel"/>
     <w:tmpl w:val="B3FE9BF2"/>
@@ -5159,7 +5755,7 @@
       </w:rPr>
     </w:lvl>
   </w:abstractNum>
-  <w:abstractNum w:abstractNumId="27" w15:restartNumberingAfterBreak="0">
+  <w:abstractNum w:abstractNumId="29" w15:restartNumberingAfterBreak="0">
     <w:nsid w:val="68B8227F"/>
     <w:multiLevelType w:val="multilevel"/>
     <w:tmpl w:val="0F80057C"/>
@@ -5308,7 +5904,7 @@
       </w:rPr>
     </w:lvl>
   </w:abstractNum>
-  <w:abstractNum w:abstractNumId="28" w15:restartNumberingAfterBreak="0">
+  <w:abstractNum w:abstractNumId="30" w15:restartNumberingAfterBreak="0">
     <w:nsid w:val="6AEF316D"/>
     <w:multiLevelType w:val="multilevel"/>
     <w:tmpl w:val="98FA1954"/>
@@ -5421,7 +6017,7 @@
       </w:pPr>
     </w:lvl>
   </w:abstractNum>
-  <w:abstractNum w:abstractNumId="29" w15:restartNumberingAfterBreak="0">
+  <w:abstractNum w:abstractNumId="31" w15:restartNumberingAfterBreak="0">
     <w:nsid w:val="71C86795"/>
     <w:multiLevelType w:val="multilevel"/>
     <w:tmpl w:val="04C67A1E"/>
@@ -5538,7 +6134,7 @@
       </w:pPr>
     </w:lvl>
   </w:abstractNum>
-  <w:abstractNum w:abstractNumId="30" w15:restartNumberingAfterBreak="0">
+  <w:abstractNum w:abstractNumId="32" w15:restartNumberingAfterBreak="0">
     <w:nsid w:val="731A0378"/>
     <w:multiLevelType w:val="multilevel"/>
     <w:tmpl w:val="8C5662F6"/>
@@ -5687,7 +6283,7 @@
       </w:rPr>
     </w:lvl>
   </w:abstractNum>
-  <w:abstractNum w:abstractNumId="31" w15:restartNumberingAfterBreak="0">
+  <w:abstractNum w:abstractNumId="33" w15:restartNumberingAfterBreak="0">
     <w:nsid w:val="7CB91A33"/>
     <w:multiLevelType w:val="multilevel"/>
     <w:tmpl w:val="86E47814"/>
@@ -5800,7 +6396,7 @@
       </w:pPr>
     </w:lvl>
   </w:abstractNum>
-  <w:abstractNum w:abstractNumId="32" w15:restartNumberingAfterBreak="0">
+  <w:abstractNum w:abstractNumId="34" w15:restartNumberingAfterBreak="0">
     <w:nsid w:val="7E793B68"/>
     <w:multiLevelType w:val="multilevel"/>
     <w:tmpl w:val="66DEAA34"/>
@@ -5950,102 +6546,108 @@
     </w:lvl>
   </w:abstractNum>
   <w:num w:numId="1" w16cid:durableId="255329499">
-    <w:abstractNumId w:val="26"/>
+    <w:abstractNumId w:val="28"/>
   </w:num>
   <w:num w:numId="2" w16cid:durableId="1871526556">
     <w:abstractNumId w:val="0"/>
   </w:num>
   <w:num w:numId="3" w16cid:durableId="310015699">
-    <w:abstractNumId w:val="28"/>
+    <w:abstractNumId w:val="30"/>
   </w:num>
   <w:num w:numId="4" w16cid:durableId="1381830924">
-    <w:abstractNumId w:val="14"/>
+    <w:abstractNumId w:val="16"/>
   </w:num>
   <w:num w:numId="5" w16cid:durableId="1460537601">
+    <w:abstractNumId w:val="12"/>
+  </w:num>
+  <w:num w:numId="6" w16cid:durableId="629366363">
+    <w:abstractNumId w:val="7"/>
+  </w:num>
+  <w:num w:numId="7" w16cid:durableId="1280141620">
+    <w:abstractNumId w:val="3"/>
+  </w:num>
+  <w:num w:numId="8" w16cid:durableId="968974839">
+    <w:abstractNumId w:val="15"/>
+  </w:num>
+  <w:num w:numId="9" w16cid:durableId="334963392">
+    <w:abstractNumId w:val="34"/>
+  </w:num>
+  <w:num w:numId="10" w16cid:durableId="1912619952">
+    <w:abstractNumId w:val="20"/>
+  </w:num>
+  <w:num w:numId="11" w16cid:durableId="786702057">
+    <w:abstractNumId w:val="31"/>
+  </w:num>
+  <w:num w:numId="12" w16cid:durableId="1618178371">
+    <w:abstractNumId w:val="23"/>
+  </w:num>
+  <w:num w:numId="13" w16cid:durableId="1299721522">
+    <w:abstractNumId w:val="24"/>
+  </w:num>
+  <w:num w:numId="14" w16cid:durableId="346559716">
+    <w:abstractNumId w:val="5"/>
+  </w:num>
+  <w:num w:numId="15" w16cid:durableId="364251820">
     <w:abstractNumId w:val="10"/>
   </w:num>
-  <w:num w:numId="6" w16cid:durableId="629366363">
-    <w:abstractNumId w:val="5"/>
+  <w:num w:numId="16" w16cid:durableId="1058240071">
+    <w:abstractNumId w:val="4"/>
   </w:num>
-  <w:num w:numId="7" w16cid:durableId="1280141620">
-    <w:abstractNumId w:val="2"/>
+  <w:num w:numId="17" w16cid:durableId="1531256010">
+    <w:abstractNumId w:val="27"/>
   </w:num>
-  <w:num w:numId="8" w16cid:durableId="968974839">
-    <w:abstractNumId w:val="13"/>
+  <w:num w:numId="18" w16cid:durableId="569576877">
+    <w:abstractNumId w:val="25"/>
   </w:num>
-  <w:num w:numId="9" w16cid:durableId="334963392">
+  <w:num w:numId="19" w16cid:durableId="1396512829">
+    <w:abstractNumId w:val="17"/>
+  </w:num>
+  <w:num w:numId="20" w16cid:durableId="296028172">
+    <w:abstractNumId w:val="11"/>
+  </w:num>
+  <w:num w:numId="21" w16cid:durableId="1908495047">
+    <w:abstractNumId w:val="26"/>
+  </w:num>
+  <w:num w:numId="22" w16cid:durableId="1624732008">
+    <w:abstractNumId w:val="29"/>
+  </w:num>
+  <w:num w:numId="23" w16cid:durableId="175386942">
     <w:abstractNumId w:val="32"/>
   </w:num>
-  <w:num w:numId="10" w16cid:durableId="1912619952">
-    <w:abstractNumId w:val="18"/>
-  </w:num>
-  <w:num w:numId="11" w16cid:durableId="786702057">
-    <w:abstractNumId w:val="29"/>
-  </w:num>
-  <w:num w:numId="12" w16cid:durableId="1618178371">
-    <w:abstractNumId w:val="21"/>
-  </w:num>
-  <w:num w:numId="13" w16cid:durableId="1299721522">
-    <w:abstractNumId w:val="22"/>
-  </w:num>
-  <w:num w:numId="14" w16cid:durableId="346559716">
-    <w:abstractNumId w:val="4"/>
-  </w:num>
-  <w:num w:numId="15" w16cid:durableId="364251820">
-    <w:abstractNumId w:val="8"/>
-  </w:num>
-  <w:num w:numId="16" w16cid:durableId="1058240071">
-    <w:abstractNumId w:val="3"/>
-  </w:num>
-  <w:num w:numId="17" w16cid:durableId="1531256010">
-    <w:abstractNumId w:val="25"/>
-  </w:num>
-  <w:num w:numId="18" w16cid:durableId="569576877">
-    <w:abstractNumId w:val="23"/>
-  </w:num>
-  <w:num w:numId="19" w16cid:durableId="1396512829">
-    <w:abstractNumId w:val="15"/>
-  </w:num>
-  <w:num w:numId="20" w16cid:durableId="296028172">
-    <w:abstractNumId w:val="9"/>
-  </w:num>
-  <w:num w:numId="21" w16cid:durableId="1908495047">
-    <w:abstractNumId w:val="24"/>
-  </w:num>
-  <w:num w:numId="22" w16cid:durableId="1624732008">
-    <w:abstractNumId w:val="27"/>
-  </w:num>
-  <w:num w:numId="23" w16cid:durableId="175386942">
-    <w:abstractNumId w:val="30"/>
-  </w:num>
   <w:num w:numId="24" w16cid:durableId="408577556">
-    <w:abstractNumId w:val="31"/>
+    <w:abstractNumId w:val="33"/>
   </w:num>
   <w:num w:numId="25" w16cid:durableId="1227915037">
-    <w:abstractNumId w:val="16"/>
+    <w:abstractNumId w:val="18"/>
   </w:num>
   <w:num w:numId="26" w16cid:durableId="1830750705">
     <w:abstractNumId w:val="1"/>
   </w:num>
   <w:num w:numId="27" w16cid:durableId="1774397372">
-    <w:abstractNumId w:val="11"/>
+    <w:abstractNumId w:val="13"/>
   </w:num>
   <w:num w:numId="28" w16cid:durableId="896285534">
-    <w:abstractNumId w:val="7"/>
+    <w:abstractNumId w:val="9"/>
   </w:num>
   <w:num w:numId="29" w16cid:durableId="1857842692">
-    <w:abstractNumId w:val="12"/>
+    <w:abstractNumId w:val="14"/>
   </w:num>
   <w:num w:numId="30" w16cid:durableId="610432757">
-    <w:abstractNumId w:val="17"/>
+    <w:abstractNumId w:val="19"/>
   </w:num>
   <w:num w:numId="31" w16cid:durableId="1531990807">
-    <w:abstractNumId w:val="20"/>
+    <w:abstractNumId w:val="22"/>
   </w:num>
   <w:num w:numId="32" w16cid:durableId="1483158525">
-    <w:abstractNumId w:val="19"/>
+    <w:abstractNumId w:val="21"/>
   </w:num>
   <w:num w:numId="33" w16cid:durableId="1482622183">
+    <w:abstractNumId w:val="8"/>
+  </w:num>
+  <w:num w:numId="34" w16cid:durableId="659846599">
+    <w:abstractNumId w:val="2"/>
+  </w:num>
+  <w:num w:numId="35" w16cid:durableId="448815373">
     <w:abstractNumId w:val="6"/>
   </w:num>
 </w:numbering>
